--- a/examples/classification/doc/14-neural-mlp.docx
+++ b/examples/classification/doc/14-neural-mlp.docx
@@ -25,13 +25,13 @@
         <w:t xml:space="preserve">cla_mlp</w:t>
       </w:r>
       <w:r>
-        <w:t xml:space="preserve">: Multilayer Perceptron (feedforward neural network) for classification.</w:t>
+        <w:t xml:space="preserve">: Multilayer Perceptron for classification.</w:t>
       </w:r>
       <w:r>
         <w:t xml:space="preserve"> </w:t>
       </w:r>
       <w:r>
-        <w:t xml:space="preserve">- Hyperparameters:</w:t>
+        <w:t xml:space="preserve">- Main parameters:</w:t>
       </w:r>
       <w:r>
         <w:t xml:space="preserve"> </w:t>
@@ -46,7 +46,7 @@
         <w:t xml:space="preserve"> </w:t>
       </w:r>
       <w:r>
-        <w:t xml:space="preserve">(hidden layer units),</w:t>
+        <w:t xml:space="preserve">and</w:t>
       </w:r>
       <w:r>
         <w:t xml:space="preserve"> </w:t>
@@ -58,10 +58,7 @@
         <w:t xml:space="preserve">decay</w:t>
       </w:r>
       <w:r>
-        <w:t xml:space="preserve"> </w:t>
-      </w:r>
-      <w:r>
-        <w:t xml:space="preserve">(L2 regularization to reduce overfitting).</w:t>
+        <w:t xml:space="preserve">.</w:t>
       </w:r>
     </w:p>
     <w:p>
@@ -69,7 +66,7 @@
         <w:pStyle w:val="BodyText"/>
       </w:pPr>
       <w:r>
-        <w:t xml:space="preserve">Didactic goal: read this example as a complete supervised-learning cycle. Pay attention not only to the learner call, but also to how the target is identified, how the split is created, and how training and test results should be interpreted separately.</w:t>
+        <w:t xml:space="preserve">Didactic goal: keep the same classification line of experiment and change only the learner to a neural model.</w:t>
       </w:r>
     </w:p>
     <w:p>
@@ -127,40 +124,10 @@
         <w:rPr>
           <w:rStyle w:val="CommentTok"/>
         </w:rPr>
-        <w:t xml:space="preserve"># Classification using Multilayer Perceptron</w:t>
-      </w:r>
-      <w:r>
-        <w:br/>
-      </w:r>
-      <w:r>
-        <w:br/>
-      </w:r>
-      <w:r>
-        <w:rPr>
-          <w:rStyle w:val="CommentTok"/>
-        </w:rPr>
-        <w:t xml:space="preserve"># installation </w:t>
-      </w:r>
-      <w:r>
-        <w:br/>
-      </w:r>
-      <w:r>
-        <w:rPr>
-          <w:rStyle w:val="CommentTok"/>
-        </w:rPr>
-        <w:t xml:space="preserve">#install.packages("daltoolbox")</w:t>
-      </w:r>
-      <w:r>
-        <w:br/>
-      </w:r>
-      <w:r>
-        <w:br/>
-      </w:r>
-      <w:r>
-        <w:rPr>
-          <w:rStyle w:val="CommentTok"/>
-        </w:rPr>
-        <w:t xml:space="preserve"># loading DAL</w:t>
+        <w:t xml:space="preserve"># install.packages("daltoolbox")</w:t>
+      </w:r>
+      <w:r>
+        <w:br/>
       </w:r>
       <w:r>
         <w:br/>
@@ -175,7 +142,7 @@
         <w:rPr>
           <w:rStyle w:val="NormalTok"/>
         </w:rPr>
-        <w:t xml:space="preserve">(daltoolbox) </w:t>
+        <w:t xml:space="preserve">(daltoolbox)</w:t>
       </w:r>
     </w:p>
     <w:p>
@@ -321,7 +288,7 @@
         <w:t xml:space="preserve"> </w:t>
       </w:r>
       <w:r>
-        <w:t xml:space="preserve">levels.</w:t>
+        <w:t xml:space="preserve">levels and reproducible train/test split.</w:t>
       </w:r>
     </w:p>
     <w:p>
@@ -330,15 +297,6 @@
       </w:pPr>
       <w:r>
         <w:rPr>
-          <w:rStyle w:val="CommentTok"/>
-        </w:rPr>
-        <w:t xml:space="preserve"># extracting the levels for the dataset</w:t>
-      </w:r>
-      <w:r>
-        <w:br/>
-      </w:r>
-      <w:r>
-        <w:rPr>
           <w:rStyle w:val="NormalTok"/>
         </w:rPr>
         <w:t xml:space="preserve">slevels </w:t>
@@ -383,35 +341,365 @@
         <w:br/>
       </w:r>
       <w:r>
-        <w:rPr>
-          <w:rStyle w:val="NormalTok"/>
-        </w:rPr>
-        <w:t xml:space="preserve">slevels</w:t>
+        <w:br/>
+      </w:r>
+      <w:r>
+        <w:rPr>
+          <w:rStyle w:val="FunctionTok"/>
+        </w:rPr>
+        <w:t xml:space="preserve">set_example_seed</w:t>
+      </w:r>
+      <w:r>
+        <w:rPr>
+          <w:rStyle w:val="NormalTok"/>
+        </w:rPr>
+        <w:t xml:space="preserve">()</w:t>
+      </w:r>
+      <w:r>
+        <w:br/>
+      </w:r>
+      <w:r>
+        <w:rPr>
+          <w:rStyle w:val="NormalTok"/>
+        </w:rPr>
+        <w:t xml:space="preserve">sr </w:t>
+      </w:r>
+      <w:r>
+        <w:rPr>
+          <w:rStyle w:val="OtherTok"/>
+        </w:rPr>
+        <w:t xml:space="preserve">&lt;-</w:t>
+      </w:r>
+      <w:r>
+        <w:rPr>
+          <w:rStyle w:val="NormalTok"/>
+        </w:rPr>
+        <w:t xml:space="preserve"> </w:t>
+      </w:r>
+      <w:r>
+        <w:rPr>
+          <w:rStyle w:val="FunctionTok"/>
+        </w:rPr>
+        <w:t xml:space="preserve">train_test</w:t>
+      </w:r>
+      <w:r>
+        <w:rPr>
+          <w:rStyle w:val="NormalTok"/>
+        </w:rPr>
+        <w:t xml:space="preserve">(</w:t>
+      </w:r>
+      <w:r>
+        <w:rPr>
+          <w:rStyle w:val="FunctionTok"/>
+        </w:rPr>
+        <w:t xml:space="preserve">sample_random</w:t>
+      </w:r>
+      <w:r>
+        <w:rPr>
+          <w:rStyle w:val="NormalTok"/>
+        </w:rPr>
+        <w:t xml:space="preserve">(), iris)</w:t>
+      </w:r>
+      <w:r>
+        <w:br/>
+      </w:r>
+      <w:r>
+        <w:rPr>
+          <w:rStyle w:val="NormalTok"/>
+        </w:rPr>
+        <w:t xml:space="preserve">iris_train </w:t>
+      </w:r>
+      <w:r>
+        <w:rPr>
+          <w:rStyle w:val="OtherTok"/>
+        </w:rPr>
+        <w:t xml:space="preserve">&lt;-</w:t>
+      </w:r>
+      <w:r>
+        <w:rPr>
+          <w:rStyle w:val="NormalTok"/>
+        </w:rPr>
+        <w:t xml:space="preserve"> sr</w:t>
+      </w:r>
+      <w:r>
+        <w:rPr>
+          <w:rStyle w:val="SpecialCharTok"/>
+        </w:rPr>
+        <w:t xml:space="preserve">$</w:t>
+      </w:r>
+      <w:r>
+        <w:rPr>
+          <w:rStyle w:val="NormalTok"/>
+        </w:rPr>
+        <w:t xml:space="preserve">train</w:t>
+      </w:r>
+      <w:r>
+        <w:br/>
+      </w:r>
+      <w:r>
+        <w:rPr>
+          <w:rStyle w:val="NormalTok"/>
+        </w:rPr>
+        <w:t xml:space="preserve">iris_test </w:t>
+      </w:r>
+      <w:r>
+        <w:rPr>
+          <w:rStyle w:val="OtherTok"/>
+        </w:rPr>
+        <w:t xml:space="preserve">&lt;-</w:t>
+      </w:r>
+      <w:r>
+        <w:rPr>
+          <w:rStyle w:val="NormalTok"/>
+        </w:rPr>
+        <w:t xml:space="preserve"> sr</w:t>
+      </w:r>
+      <w:r>
+        <w:rPr>
+          <w:rStyle w:val="SpecialCharTok"/>
+        </w:rPr>
+        <w:t xml:space="preserve">$</w:t>
+      </w:r>
+      <w:r>
+        <w:rPr>
+          <w:rStyle w:val="NormalTok"/>
+        </w:rPr>
+        <w:t xml:space="preserve">test</w:t>
       </w:r>
     </w:p>
     <w:p>
       <w:pPr>
-        <w:pStyle w:val="SourceCode"/>
-      </w:pPr>
-      <w:r>
-        <w:rPr>
-          <w:rStyle w:val="VerbatimChar"/>
-        </w:rPr>
-        <w:t xml:space="preserve">## [1] "setosa"     "versicolor" "virginica"</w:t>
+        <w:pStyle w:val="FirstParagraph"/>
+      </w:pPr>
+      <w:r>
+        <w:t xml:space="preserve">Class distribution by split.</w:t>
       </w:r>
     </w:p>
     <w:p>
       <w:pPr>
-        <w:pStyle w:val="FirstParagraph"/>
-      </w:pPr>
-      <w:r>
-        <w:t xml:space="preserve">Building train and test samples via random sampling</w:t>
-      </w:r>
-      <w:r>
+        <w:pStyle w:val="SourceCode"/>
+      </w:pPr>
+      <w:r>
+        <w:rPr>
+          <w:rStyle w:val="NormalTok"/>
+        </w:rPr>
+        <w:t xml:space="preserve">tbl </w:t>
+      </w:r>
+      <w:r>
+        <w:rPr>
+          <w:rStyle w:val="OtherTok"/>
+        </w:rPr>
+        <w:t xml:space="preserve">&lt;-</w:t>
+      </w:r>
+      <w:r>
+        <w:rPr>
+          <w:rStyle w:val="NormalTok"/>
+        </w:rPr>
         <w:t xml:space="preserve"> </w:t>
       </w:r>
       <w:r>
-        <w:t xml:space="preserve">Random train/test split.</w:t>
+        <w:rPr>
+          <w:rStyle w:val="FunctionTok"/>
+        </w:rPr>
+        <w:t xml:space="preserve">rbind</w:t>
+      </w:r>
+      <w:r>
+        <w:rPr>
+          <w:rStyle w:val="NormalTok"/>
+        </w:rPr>
+        <w:t xml:space="preserve">(</w:t>
+      </w:r>
+      <w:r>
+        <w:br/>
+      </w:r>
+      <w:r>
+        <w:rPr>
+          <w:rStyle w:val="NormalTok"/>
+        </w:rPr>
+        <w:t xml:space="preserve">  </w:t>
+      </w:r>
+      <w:r>
+        <w:rPr>
+          <w:rStyle w:val="FunctionTok"/>
+        </w:rPr>
+        <w:t xml:space="preserve">table</w:t>
+      </w:r>
+      <w:r>
+        <w:rPr>
+          <w:rStyle w:val="NormalTok"/>
+        </w:rPr>
+        <w:t xml:space="preserve">(iris[, </w:t>
+      </w:r>
+      <w:r>
+        <w:rPr>
+          <w:rStyle w:val="StringTok"/>
+        </w:rPr>
+        <w:t xml:space="preserve">"Species"</w:t>
+      </w:r>
+      <w:r>
+        <w:rPr>
+          <w:rStyle w:val="NormalTok"/>
+        </w:rPr>
+        <w:t xml:space="preserve">]),</w:t>
+      </w:r>
+      <w:r>
+        <w:br/>
+      </w:r>
+      <w:r>
+        <w:rPr>
+          <w:rStyle w:val="NormalTok"/>
+        </w:rPr>
+        <w:t xml:space="preserve">  </w:t>
+      </w:r>
+      <w:r>
+        <w:rPr>
+          <w:rStyle w:val="FunctionTok"/>
+        </w:rPr>
+        <w:t xml:space="preserve">table</w:t>
+      </w:r>
+      <w:r>
+        <w:rPr>
+          <w:rStyle w:val="NormalTok"/>
+        </w:rPr>
+        <w:t xml:space="preserve">(iris_train[, </w:t>
+      </w:r>
+      <w:r>
+        <w:rPr>
+          <w:rStyle w:val="StringTok"/>
+        </w:rPr>
+        <w:t xml:space="preserve">"Species"</w:t>
+      </w:r>
+      <w:r>
+        <w:rPr>
+          <w:rStyle w:val="NormalTok"/>
+        </w:rPr>
+        <w:t xml:space="preserve">]),</w:t>
+      </w:r>
+      <w:r>
+        <w:br/>
+      </w:r>
+      <w:r>
+        <w:rPr>
+          <w:rStyle w:val="NormalTok"/>
+        </w:rPr>
+        <w:t xml:space="preserve">  </w:t>
+      </w:r>
+      <w:r>
+        <w:rPr>
+          <w:rStyle w:val="FunctionTok"/>
+        </w:rPr>
+        <w:t xml:space="preserve">table</w:t>
+      </w:r>
+      <w:r>
+        <w:rPr>
+          <w:rStyle w:val="NormalTok"/>
+        </w:rPr>
+        <w:t xml:space="preserve">(iris_test[, </w:t>
+      </w:r>
+      <w:r>
+        <w:rPr>
+          <w:rStyle w:val="StringTok"/>
+        </w:rPr>
+        <w:t xml:space="preserve">"Species"</w:t>
+      </w:r>
+      <w:r>
+        <w:rPr>
+          <w:rStyle w:val="NormalTok"/>
+        </w:rPr>
+        <w:t xml:space="preserve">])</w:t>
+      </w:r>
+      <w:r>
+        <w:br/>
+      </w:r>
+      <w:r>
+        <w:rPr>
+          <w:rStyle w:val="NormalTok"/>
+        </w:rPr>
+        <w:t xml:space="preserve">)</w:t>
+      </w:r>
+      <w:r>
+        <w:br/>
+      </w:r>
+      <w:r>
+        <w:rPr>
+          <w:rStyle w:val="FunctionTok"/>
+        </w:rPr>
+        <w:t xml:space="preserve">rownames</w:t>
+      </w:r>
+      <w:r>
+        <w:rPr>
+          <w:rStyle w:val="NormalTok"/>
+        </w:rPr>
+        <w:t xml:space="preserve">(tbl) </w:t>
+      </w:r>
+      <w:r>
+        <w:rPr>
+          <w:rStyle w:val="OtherTok"/>
+        </w:rPr>
+        <w:t xml:space="preserve">&lt;-</w:t>
+      </w:r>
+      <w:r>
+        <w:rPr>
+          <w:rStyle w:val="NormalTok"/>
+        </w:rPr>
+        <w:t xml:space="preserve"> </w:t>
+      </w:r>
+      <w:r>
+        <w:rPr>
+          <w:rStyle w:val="FunctionTok"/>
+        </w:rPr>
+        <w:t xml:space="preserve">c</w:t>
+      </w:r>
+      <w:r>
+        <w:rPr>
+          <w:rStyle w:val="NormalTok"/>
+        </w:rPr>
+        <w:t xml:space="preserve">(</w:t>
+      </w:r>
+      <w:r>
+        <w:rPr>
+          <w:rStyle w:val="StringTok"/>
+        </w:rPr>
+        <w:t xml:space="preserve">"dataset"</w:t>
+      </w:r>
+      <w:r>
+        <w:rPr>
+          <w:rStyle w:val="NormalTok"/>
+        </w:rPr>
+        <w:t xml:space="preserve">, </w:t>
+      </w:r>
+      <w:r>
+        <w:rPr>
+          <w:rStyle w:val="StringTok"/>
+        </w:rPr>
+        <w:t xml:space="preserve">"training"</w:t>
+      </w:r>
+      <w:r>
+        <w:rPr>
+          <w:rStyle w:val="NormalTok"/>
+        </w:rPr>
+        <w:t xml:space="preserve">, </w:t>
+      </w:r>
+      <w:r>
+        <w:rPr>
+          <w:rStyle w:val="StringTok"/>
+        </w:rPr>
+        <w:t xml:space="preserve">"test"</w:t>
+      </w:r>
+      <w:r>
+        <w:rPr>
+          <w:rStyle w:val="NormalTok"/>
+        </w:rPr>
+        <w:t xml:space="preserve">)</w:t>
+      </w:r>
+      <w:r>
+        <w:br/>
+      </w:r>
+      <w:r>
+        <w:rPr>
+          <w:rStyle w:val="NormalTok"/>
+        </w:rPr>
+        <w:t xml:space="preserve">tbl</w:t>
       </w:r>
     </w:p>
     <w:p>
@@ -420,156 +708,36 @@
       </w:pPr>
       <w:r>
         <w:rPr>
-          <w:rStyle w:val="CommentTok"/>
-        </w:rPr>
-        <w:t xml:space="preserve"># Building train and test samples via random sampling</w:t>
-      </w:r>
-      <w:r>
-        <w:br/>
-      </w:r>
-      <w:r>
-        <w:rPr>
-          <w:rStyle w:val="FunctionTok"/>
-        </w:rPr>
-        <w:t xml:space="preserve">set_example_seed</w:t>
-      </w:r>
-      <w:r>
-        <w:rPr>
-          <w:rStyle w:val="NormalTok"/>
-        </w:rPr>
-        <w:t xml:space="preserve">()</w:t>
-      </w:r>
-      <w:r>
-        <w:br/>
-      </w:r>
-      <w:r>
-        <w:rPr>
-          <w:rStyle w:val="NormalTok"/>
-        </w:rPr>
-        <w:t xml:space="preserve">sr </w:t>
-      </w:r>
-      <w:r>
-        <w:rPr>
-          <w:rStyle w:val="OtherTok"/>
-        </w:rPr>
-        <w:t xml:space="preserve">&lt;-</w:t>
-      </w:r>
-      <w:r>
-        <w:rPr>
-          <w:rStyle w:val="NormalTok"/>
-        </w:rPr>
-        <w:t xml:space="preserve"> </w:t>
-      </w:r>
-      <w:r>
-        <w:rPr>
-          <w:rStyle w:val="FunctionTok"/>
-        </w:rPr>
-        <w:t xml:space="preserve">sample_random</w:t>
-      </w:r>
-      <w:r>
-        <w:rPr>
-          <w:rStyle w:val="NormalTok"/>
-        </w:rPr>
-        <w:t xml:space="preserve">()</w:t>
-      </w:r>
-      <w:r>
-        <w:br/>
-      </w:r>
-      <w:r>
-        <w:rPr>
-          <w:rStyle w:val="NormalTok"/>
-        </w:rPr>
-        <w:t xml:space="preserve">sr </w:t>
-      </w:r>
-      <w:r>
-        <w:rPr>
-          <w:rStyle w:val="OtherTok"/>
-        </w:rPr>
-        <w:t xml:space="preserve">&lt;-</w:t>
-      </w:r>
-      <w:r>
-        <w:rPr>
-          <w:rStyle w:val="NormalTok"/>
-        </w:rPr>
-        <w:t xml:space="preserve"> </w:t>
-      </w:r>
-      <w:r>
-        <w:rPr>
-          <w:rStyle w:val="FunctionTok"/>
-        </w:rPr>
-        <w:t xml:space="preserve">train_test</w:t>
-      </w:r>
-      <w:r>
-        <w:rPr>
-          <w:rStyle w:val="NormalTok"/>
-        </w:rPr>
-        <w:t xml:space="preserve">(sr, iris)</w:t>
-      </w:r>
-      <w:r>
-        <w:br/>
-      </w:r>
-      <w:r>
-        <w:rPr>
-          <w:rStyle w:val="NormalTok"/>
-        </w:rPr>
-        <w:t xml:space="preserve">iris_train </w:t>
-      </w:r>
-      <w:r>
-        <w:rPr>
-          <w:rStyle w:val="OtherTok"/>
-        </w:rPr>
-        <w:t xml:space="preserve">&lt;-</w:t>
-      </w:r>
-      <w:r>
-        <w:rPr>
-          <w:rStyle w:val="NormalTok"/>
-        </w:rPr>
-        <w:t xml:space="preserve"> sr</w:t>
-      </w:r>
-      <w:r>
-        <w:rPr>
-          <w:rStyle w:val="SpecialCharTok"/>
-        </w:rPr>
-        <w:t xml:space="preserve">$</w:t>
-      </w:r>
-      <w:r>
-        <w:rPr>
-          <w:rStyle w:val="NormalTok"/>
-        </w:rPr>
-        <w:t xml:space="preserve">train</w:t>
-      </w:r>
-      <w:r>
-        <w:br/>
-      </w:r>
-      <w:r>
-        <w:rPr>
-          <w:rStyle w:val="NormalTok"/>
-        </w:rPr>
-        <w:t xml:space="preserve">iris_test </w:t>
-      </w:r>
-      <w:r>
-        <w:rPr>
-          <w:rStyle w:val="OtherTok"/>
-        </w:rPr>
-        <w:t xml:space="preserve">&lt;-</w:t>
-      </w:r>
-      <w:r>
-        <w:rPr>
-          <w:rStyle w:val="NormalTok"/>
-        </w:rPr>
-        <w:t xml:space="preserve"> sr</w:t>
-      </w:r>
-      <w:r>
-        <w:rPr>
-          <w:rStyle w:val="SpecialCharTok"/>
-        </w:rPr>
-        <w:t xml:space="preserve">$</w:t>
-      </w:r>
-      <w:r>
-        <w:rPr>
-          <w:rStyle w:val="NormalTok"/>
-        </w:rPr>
-        <w:t xml:space="preserve">test</w:t>
+          <w:rStyle w:val="VerbatimChar"/>
+        </w:rPr>
+        <w:t xml:space="preserve">##          setosa versicolor virginica</w:t>
+      </w:r>
+      <w:r>
+        <w:br/>
+      </w:r>
+      <w:r>
+        <w:rPr>
+          <w:rStyle w:val="VerbatimChar"/>
+        </w:rPr>
+        <w:t xml:space="preserve">## dataset      50         50        50</w:t>
+      </w:r>
+      <w:r>
+        <w:br/>
+      </w:r>
+      <w:r>
+        <w:rPr>
+          <w:rStyle w:val="VerbatimChar"/>
+        </w:rPr>
+        <w:t xml:space="preserve">## training     41         39        40</w:t>
+      </w:r>
+      <w:r>
+        <w:br/>
+      </w:r>
+      <w:r>
+        <w:rPr>
+          <w:rStyle w:val="VerbatimChar"/>
+        </w:rPr>
+        <w:t xml:space="preserve">## test          9         11        10</w:t>
       </w:r>
     </w:p>
     <w:p>
@@ -577,7 +745,7 @@
         <w:pStyle w:val="FirstParagraph"/>
       </w:pPr>
       <w:r>
-        <w:t xml:space="preserve">Class distribution by split.</w:t>
+        <w:t xml:space="preserve">Model configuration and fitting.</w:t>
       </w:r>
     </w:p>
     <w:p>
@@ -588,7 +756,7 @@
         <w:rPr>
           <w:rStyle w:val="NormalTok"/>
         </w:rPr>
-        <w:t xml:space="preserve">tbl </w:t>
+        <w:t xml:space="preserve">model </w:t>
       </w:r>
       <w:r>
         <w:rPr>
@@ -606,7 +774,7 @@
         <w:rPr>
           <w:rStyle w:val="FunctionTok"/>
         </w:rPr>
-        <w:t xml:space="preserve">rbind</w:t>
+        <w:t xml:space="preserve">cla_mlp</w:t>
       </w:r>
       <w:r>
         <w:rPr>
@@ -616,235 +784,220 @@
       </w:r>
       <w:r>
         <w:rPr>
+          <w:rStyle w:val="StringTok"/>
+        </w:rPr>
+        <w:t xml:space="preserve">"Species"</w:t>
+      </w:r>
+      <w:r>
+        <w:rPr>
+          <w:rStyle w:val="NormalTok"/>
+        </w:rPr>
+        <w:t xml:space="preserve">, slevels, </w:t>
+      </w:r>
+      <w:r>
+        <w:rPr>
+          <w:rStyle w:val="AttributeTok"/>
+        </w:rPr>
+        <w:t xml:space="preserve">size =</w:t>
+      </w:r>
+      <w:r>
+        <w:rPr>
+          <w:rStyle w:val="NormalTok"/>
+        </w:rPr>
+        <w:t xml:space="preserve"> </w:t>
+      </w:r>
+      <w:r>
+        <w:rPr>
+          <w:rStyle w:val="DecValTok"/>
+        </w:rPr>
+        <w:t xml:space="preserve">3</w:t>
+      </w:r>
+      <w:r>
+        <w:rPr>
+          <w:rStyle w:val="NormalTok"/>
+        </w:rPr>
+        <w:t xml:space="preserve">, </w:t>
+      </w:r>
+      <w:r>
+        <w:rPr>
+          <w:rStyle w:val="AttributeTok"/>
+        </w:rPr>
+        <w:t xml:space="preserve">decay =</w:t>
+      </w:r>
+      <w:r>
+        <w:rPr>
+          <w:rStyle w:val="NormalTok"/>
+        </w:rPr>
+        <w:t xml:space="preserve"> </w:t>
+      </w:r>
+      <w:r>
+        <w:rPr>
+          <w:rStyle w:val="FloatTok"/>
+        </w:rPr>
+        <w:t xml:space="preserve">0.03</w:t>
+      </w:r>
+      <w:r>
+        <w:rPr>
+          <w:rStyle w:val="NormalTok"/>
+        </w:rPr>
+        <w:t xml:space="preserve">)</w:t>
+      </w:r>
+      <w:r>
+        <w:br/>
+      </w:r>
+      <w:r>
+        <w:rPr>
           <w:rStyle w:val="FunctionTok"/>
         </w:rPr>
-        <w:t xml:space="preserve">table</w:t>
-      </w:r>
-      <w:r>
-        <w:rPr>
-          <w:rStyle w:val="NormalTok"/>
-        </w:rPr>
-        <w:t xml:space="preserve">(iris[,</w:t>
-      </w:r>
-      <w:r>
-        <w:rPr>
-          <w:rStyle w:val="StringTok"/>
-        </w:rPr>
-        <w:t xml:space="preserve">"Species"</w:t>
-      </w:r>
-      <w:r>
-        <w:rPr>
-          <w:rStyle w:val="NormalTok"/>
-        </w:rPr>
-        <w:t xml:space="preserve">]), </w:t>
-      </w:r>
-      <w:r>
-        <w:br/>
-      </w:r>
-      <w:r>
-        <w:rPr>
-          <w:rStyle w:val="NormalTok"/>
-        </w:rPr>
-        <w:t xml:space="preserve">             </w:t>
+        <w:t xml:space="preserve">set_example_seed</w:t>
+      </w:r>
+      <w:r>
+        <w:rPr>
+          <w:rStyle w:val="NormalTok"/>
+        </w:rPr>
+        <w:t xml:space="preserve">()</w:t>
+      </w:r>
+      <w:r>
+        <w:br/>
+      </w:r>
+      <w:r>
+        <w:rPr>
+          <w:rStyle w:val="NormalTok"/>
+        </w:rPr>
+        <w:t xml:space="preserve">model </w:t>
+      </w:r>
+      <w:r>
+        <w:rPr>
+          <w:rStyle w:val="OtherTok"/>
+        </w:rPr>
+        <w:t xml:space="preserve">&lt;-</w:t>
+      </w:r>
+      <w:r>
+        <w:rPr>
+          <w:rStyle w:val="NormalTok"/>
+        </w:rPr>
+        <w:t xml:space="preserve"> </w:t>
       </w:r>
       <w:r>
         <w:rPr>
           <w:rStyle w:val="FunctionTok"/>
         </w:rPr>
-        <w:t xml:space="preserve">table</w:t>
-      </w:r>
-      <w:r>
-        <w:rPr>
-          <w:rStyle w:val="NormalTok"/>
-        </w:rPr>
-        <w:t xml:space="preserve">(iris_train[,</w:t>
-      </w:r>
-      <w:r>
-        <w:rPr>
-          <w:rStyle w:val="StringTok"/>
-        </w:rPr>
-        <w:t xml:space="preserve">"Species"</w:t>
-      </w:r>
-      <w:r>
-        <w:rPr>
-          <w:rStyle w:val="NormalTok"/>
-        </w:rPr>
-        <w:t xml:space="preserve">]), </w:t>
-      </w:r>
-      <w:r>
-        <w:br/>
-      </w:r>
-      <w:r>
-        <w:rPr>
-          <w:rStyle w:val="NormalTok"/>
-        </w:rPr>
-        <w:t xml:space="preserve">             </w:t>
-      </w:r>
-      <w:r>
-        <w:rPr>
-          <w:rStyle w:val="FunctionTok"/>
-        </w:rPr>
-        <w:t xml:space="preserve">table</w:t>
-      </w:r>
-      <w:r>
-        <w:rPr>
-          <w:rStyle w:val="NormalTok"/>
-        </w:rPr>
-        <w:t xml:space="preserve">(iris_test[,</w:t>
-      </w:r>
-      <w:r>
-        <w:rPr>
-          <w:rStyle w:val="StringTok"/>
-        </w:rPr>
-        <w:t xml:space="preserve">"Species"</w:t>
-      </w:r>
-      <w:r>
-        <w:rPr>
-          <w:rStyle w:val="NormalTok"/>
-        </w:rPr>
-        <w:t xml:space="preserve">]))</w:t>
-      </w:r>
-      <w:r>
-        <w:br/>
-      </w:r>
-      <w:r>
-        <w:rPr>
-          <w:rStyle w:val="FunctionTok"/>
-        </w:rPr>
-        <w:t xml:space="preserve">rownames</w:t>
-      </w:r>
-      <w:r>
-        <w:rPr>
-          <w:rStyle w:val="NormalTok"/>
-        </w:rPr>
-        <w:t xml:space="preserve">(tbl) </w:t>
-      </w:r>
-      <w:r>
-        <w:rPr>
-          <w:rStyle w:val="OtherTok"/>
-        </w:rPr>
-        <w:t xml:space="preserve">&lt;-</w:t>
-      </w:r>
-      <w:r>
-        <w:rPr>
-          <w:rStyle w:val="NormalTok"/>
-        </w:rPr>
-        <w:t xml:space="preserve"> </w:t>
-      </w:r>
-      <w:r>
-        <w:rPr>
-          <w:rStyle w:val="FunctionTok"/>
-        </w:rPr>
-        <w:t xml:space="preserve">c</w:t>
-      </w:r>
-      <w:r>
-        <w:rPr>
-          <w:rStyle w:val="NormalTok"/>
-        </w:rPr>
-        <w:t xml:space="preserve">(</w:t>
-      </w:r>
-      <w:r>
-        <w:rPr>
-          <w:rStyle w:val="StringTok"/>
-        </w:rPr>
-        <w:t xml:space="preserve">"dataset"</w:t>
-      </w:r>
-      <w:r>
-        <w:rPr>
-          <w:rStyle w:val="NormalTok"/>
-        </w:rPr>
-        <w:t xml:space="preserve">, </w:t>
-      </w:r>
-      <w:r>
-        <w:rPr>
-          <w:rStyle w:val="StringTok"/>
-        </w:rPr>
-        <w:t xml:space="preserve">"training"</w:t>
-      </w:r>
-      <w:r>
-        <w:rPr>
-          <w:rStyle w:val="NormalTok"/>
-        </w:rPr>
-        <w:t xml:space="preserve">, </w:t>
-      </w:r>
-      <w:r>
-        <w:rPr>
-          <w:rStyle w:val="StringTok"/>
-        </w:rPr>
-        <w:t xml:space="preserve">"test"</w:t>
-      </w:r>
-      <w:r>
-        <w:rPr>
-          <w:rStyle w:val="NormalTok"/>
-        </w:rPr>
-        <w:t xml:space="preserve">)</w:t>
-      </w:r>
-      <w:r>
-        <w:br/>
-      </w:r>
-      <w:r>
-        <w:rPr>
-          <w:rStyle w:val="FunctionTok"/>
-        </w:rPr>
-        <w:t xml:space="preserve">head</w:t>
-      </w:r>
-      <w:r>
-        <w:rPr>
-          <w:rStyle w:val="NormalTok"/>
-        </w:rPr>
-        <w:t xml:space="preserve">(tbl)</w:t>
+        <w:t xml:space="preserve">fit</w:t>
+      </w:r>
+      <w:r>
+        <w:rPr>
+          <w:rStyle w:val="NormalTok"/>
+        </w:rPr>
+        <w:t xml:space="preserve">(model, iris_train)</w:t>
       </w:r>
     </w:p>
     <w:p>
       <w:pPr>
-        <w:pStyle w:val="SourceCode"/>
-      </w:pPr>
-      <w:r>
-        <w:rPr>
-          <w:rStyle w:val="VerbatimChar"/>
-        </w:rPr>
-        <w:t xml:space="preserve">##          setosa versicolor virginica</w:t>
-      </w:r>
-      <w:r>
-        <w:br/>
-      </w:r>
-      <w:r>
-        <w:rPr>
-          <w:rStyle w:val="VerbatimChar"/>
-        </w:rPr>
-        <w:t xml:space="preserve">## dataset      50         50        50</w:t>
-      </w:r>
-      <w:r>
-        <w:br/>
-      </w:r>
-      <w:r>
-        <w:rPr>
-          <w:rStyle w:val="VerbatimChar"/>
-        </w:rPr>
-        <w:t xml:space="preserve">## training     41         39        40</w:t>
-      </w:r>
-      <w:r>
-        <w:br/>
-      </w:r>
-      <w:r>
-        <w:rPr>
-          <w:rStyle w:val="VerbatimChar"/>
-        </w:rPr>
-        <w:t xml:space="preserve">## test          9         11        10</w:t>
+        <w:pStyle w:val="FirstParagraph"/>
+      </w:pPr>
+      <w:r>
+        <w:t xml:space="preserve">Training evaluation.</w:t>
       </w:r>
     </w:p>
     <w:p>
       <w:pPr>
-        <w:pStyle w:val="FirstParagraph"/>
-      </w:pPr>
-      <w:r>
-        <w:t xml:space="preserve">Model training</w:t>
-      </w:r>
-      <w:r>
+        <w:pStyle w:val="SourceCode"/>
+      </w:pPr>
+      <w:r>
+        <w:rPr>
+          <w:rStyle w:val="NormalTok"/>
+        </w:rPr>
+        <w:t xml:space="preserve">train_prediction </w:t>
+      </w:r>
+      <w:r>
+        <w:rPr>
+          <w:rStyle w:val="OtherTok"/>
+        </w:rPr>
+        <w:t xml:space="preserve">&lt;-</w:t>
+      </w:r>
+      <w:r>
+        <w:rPr>
+          <w:rStyle w:val="NormalTok"/>
+        </w:rPr>
         <w:t xml:space="preserve"> </w:t>
       </w:r>
       <w:r>
-        <w:t xml:space="preserve">Train MLP: set hidden layer size and regularization.</w:t>
+        <w:rPr>
+          <w:rStyle w:val="FunctionTok"/>
+        </w:rPr>
+        <w:t xml:space="preserve">predict</w:t>
+      </w:r>
+      <w:r>
+        <w:rPr>
+          <w:rStyle w:val="NormalTok"/>
+        </w:rPr>
+        <w:t xml:space="preserve">(model, iris_train)</w:t>
+      </w:r>
+      <w:r>
+        <w:br/>
+      </w:r>
+      <w:r>
+        <w:rPr>
+          <w:rStyle w:val="NormalTok"/>
+        </w:rPr>
+        <w:t xml:space="preserve">train_eval </w:t>
+      </w:r>
+      <w:r>
+        <w:rPr>
+          <w:rStyle w:val="OtherTok"/>
+        </w:rPr>
+        <w:t xml:space="preserve">&lt;-</w:t>
+      </w:r>
+      <w:r>
+        <w:rPr>
+          <w:rStyle w:val="NormalTok"/>
+        </w:rPr>
+        <w:t xml:space="preserve"> </w:t>
+      </w:r>
+      <w:r>
+        <w:rPr>
+          <w:rStyle w:val="FunctionTok"/>
+        </w:rPr>
+        <w:t xml:space="preserve">evaluate</w:t>
+      </w:r>
+      <w:r>
+        <w:rPr>
+          <w:rStyle w:val="NormalTok"/>
+        </w:rPr>
+        <w:t xml:space="preserve">(model, iris_train[, </w:t>
+      </w:r>
+      <w:r>
+        <w:rPr>
+          <w:rStyle w:val="StringTok"/>
+        </w:rPr>
+        <w:t xml:space="preserve">"Species"</w:t>
+      </w:r>
+      <w:r>
+        <w:rPr>
+          <w:rStyle w:val="NormalTok"/>
+        </w:rPr>
+        <w:t xml:space="preserve">], train_prediction)</w:t>
+      </w:r>
+      <w:r>
+        <w:br/>
+      </w:r>
+      <w:r>
+        <w:rPr>
+          <w:rStyle w:val="NormalTok"/>
+        </w:rPr>
+        <w:t xml:space="preserve">train_eval</w:t>
+      </w:r>
+      <w:r>
+        <w:rPr>
+          <w:rStyle w:val="SpecialCharTok"/>
+        </w:rPr>
+        <w:t xml:space="preserve">$</w:t>
+      </w:r>
+      <w:r>
+        <w:rPr>
+          <w:rStyle w:val="NormalTok"/>
+        </w:rPr>
+        <w:t xml:space="preserve">metrics</w:t>
       </w:r>
     </w:p>
     <w:p>
@@ -853,138 +1006,18 @@
       </w:pPr>
       <w:r>
         <w:rPr>
-          <w:rStyle w:val="CommentTok"/>
-        </w:rPr>
-        <w:t xml:space="preserve"># Model training</w:t>
-      </w:r>
-      <w:r>
-        <w:br/>
-      </w:r>
-      <w:r>
-        <w:rPr>
-          <w:rStyle w:val="NormalTok"/>
-        </w:rPr>
-        <w:t xml:space="preserve">model </w:t>
-      </w:r>
-      <w:r>
-        <w:rPr>
-          <w:rStyle w:val="OtherTok"/>
-        </w:rPr>
-        <w:t xml:space="preserve">&lt;-</w:t>
-      </w:r>
-      <w:r>
-        <w:rPr>
-          <w:rStyle w:val="NormalTok"/>
-        </w:rPr>
-        <w:t xml:space="preserve"> </w:t>
-      </w:r>
-      <w:r>
-        <w:rPr>
-          <w:rStyle w:val="FunctionTok"/>
-        </w:rPr>
-        <w:t xml:space="preserve">cla_mlp</w:t>
-      </w:r>
-      <w:r>
-        <w:rPr>
-          <w:rStyle w:val="NormalTok"/>
-        </w:rPr>
-        <w:t xml:space="preserve">(</w:t>
-      </w:r>
-      <w:r>
-        <w:rPr>
-          <w:rStyle w:val="StringTok"/>
-        </w:rPr>
-        <w:t xml:space="preserve">"Species"</w:t>
-      </w:r>
-      <w:r>
-        <w:rPr>
-          <w:rStyle w:val="NormalTok"/>
-        </w:rPr>
-        <w:t xml:space="preserve">, slevels, </w:t>
-      </w:r>
-      <w:r>
-        <w:rPr>
-          <w:rStyle w:val="AttributeTok"/>
-        </w:rPr>
-        <w:t xml:space="preserve">size=</w:t>
-      </w:r>
-      <w:r>
-        <w:rPr>
-          <w:rStyle w:val="DecValTok"/>
-        </w:rPr>
-        <w:t xml:space="preserve">3</w:t>
-      </w:r>
-      <w:r>
-        <w:rPr>
-          <w:rStyle w:val="NormalTok"/>
-        </w:rPr>
-        <w:t xml:space="preserve">, </w:t>
-      </w:r>
-      <w:r>
-        <w:rPr>
-          <w:rStyle w:val="AttributeTok"/>
-        </w:rPr>
-        <w:t xml:space="preserve">decay=</w:t>
-      </w:r>
-      <w:r>
-        <w:rPr>
-          <w:rStyle w:val="FloatTok"/>
-        </w:rPr>
-        <w:t xml:space="preserve">0.03</w:t>
-      </w:r>
-      <w:r>
-        <w:rPr>
-          <w:rStyle w:val="NormalTok"/>
-        </w:rPr>
-        <w:t xml:space="preserve">)</w:t>
-      </w:r>
-      <w:r>
-        <w:br/>
-      </w:r>
-      <w:r>
-        <w:rPr>
-          <w:rStyle w:val="FunctionTok"/>
-        </w:rPr>
-        <w:t xml:space="preserve">set_example_seed</w:t>
-      </w:r>
-      <w:r>
-        <w:rPr>
-          <w:rStyle w:val="NormalTok"/>
-        </w:rPr>
-        <w:t xml:space="preserve">()</w:t>
-      </w:r>
-      <w:r>
-        <w:br/>
-      </w:r>
-      <w:r>
-        <w:rPr>
-          <w:rStyle w:val="NormalTok"/>
-        </w:rPr>
-        <w:t xml:space="preserve">model </w:t>
-      </w:r>
-      <w:r>
-        <w:rPr>
-          <w:rStyle w:val="OtherTok"/>
-        </w:rPr>
-        <w:t xml:space="preserve">&lt;-</w:t>
-      </w:r>
-      <w:r>
-        <w:rPr>
-          <w:rStyle w:val="NormalTok"/>
-        </w:rPr>
-        <w:t xml:space="preserve"> </w:t>
-      </w:r>
-      <w:r>
-        <w:rPr>
-          <w:rStyle w:val="FunctionTok"/>
-        </w:rPr>
-        <w:t xml:space="preserve">fit</w:t>
-      </w:r>
-      <w:r>
-        <w:rPr>
-          <w:rStyle w:val="NormalTok"/>
-        </w:rPr>
-        <w:t xml:space="preserve">(model, iris_train)</w:t>
+          <w:rStyle w:val="VerbatimChar"/>
+        </w:rPr>
+        <w:t xml:space="preserve">##    accuracy TP TN FP FN precision recall sensitivity specificity f1</w:t>
+      </w:r>
+      <w:r>
+        <w:br/>
+      </w:r>
+      <w:r>
+        <w:rPr>
+          <w:rStyle w:val="VerbatimChar"/>
+        </w:rPr>
+        <w:t xml:space="preserve">## 1 0.9833333 41 79  0  0         1      1           1           1  1</w:t>
       </w:r>
     </w:p>
     <w:p>
@@ -992,7 +1025,7 @@
         <w:pStyle w:val="FirstParagraph"/>
       </w:pPr>
       <w:r>
-        <w:t xml:space="preserve">Training evaluation</w:t>
+        <w:t xml:space="preserve">Test evaluation.</w:t>
       </w:r>
     </w:p>
     <w:p>
@@ -1001,18 +1034,9 @@
       </w:pPr>
       <w:r>
         <w:rPr>
-          <w:rStyle w:val="CommentTok"/>
-        </w:rPr>
-        <w:t xml:space="preserve"># Checking fit on training data</w:t>
-      </w:r>
-      <w:r>
-        <w:br/>
-      </w:r>
-      <w:r>
-        <w:rPr>
-          <w:rStyle w:val="NormalTok"/>
-        </w:rPr>
-        <w:t xml:space="preserve">train_prediction </w:t>
+          <w:rStyle w:val="NormalTok"/>
+        </w:rPr>
+        <w:t xml:space="preserve">test_prediction </w:t>
       </w:r>
       <w:r>
         <w:rPr>
@@ -1036,28 +1060,16 @@
         <w:rPr>
           <w:rStyle w:val="NormalTok"/>
         </w:rPr>
-        <w:t xml:space="preserve">(model, iris_train)</w:t>
-      </w:r>
-      <w:r>
-        <w:br/>
-      </w:r>
-      <w:r>
-        <w:br/>
-      </w:r>
-      <w:r>
-        <w:rPr>
-          <w:rStyle w:val="CommentTok"/>
-        </w:rPr>
-        <w:t xml:space="preserve"># Model evaluation (training)</w:t>
-      </w:r>
-      <w:r>
-        <w:br/>
-      </w:r>
-      <w:r>
-        <w:rPr>
-          <w:rStyle w:val="NormalTok"/>
-        </w:rPr>
-        <w:t xml:space="preserve">train_eval </w:t>
+        <w:t xml:space="preserve">(model, iris_test)</w:t>
+      </w:r>
+      <w:r>
+        <w:br/>
+      </w:r>
+      <w:r>
+        <w:rPr>
+          <w:rStyle w:val="NormalTok"/>
+        </w:rPr>
+        <w:t xml:space="preserve">test_eval </w:t>
       </w:r>
       <w:r>
         <w:rPr>
@@ -1081,7 +1093,7 @@
         <w:rPr>
           <w:rStyle w:val="NormalTok"/>
         </w:rPr>
-        <w:t xml:space="preserve">(model, iris_train[,</w:t>
+        <w:t xml:space="preserve">(model, iris_test[, </w:t>
       </w:r>
       <w:r>
         <w:rPr>
@@ -1093,22 +1105,16 @@
         <w:rPr>
           <w:rStyle w:val="NormalTok"/>
         </w:rPr>
-        <w:t xml:space="preserve">], train_prediction)</w:t>
-      </w:r>
-      <w:r>
-        <w:br/>
-      </w:r>
-      <w:r>
-        <w:rPr>
-          <w:rStyle w:val="FunctionTok"/>
-        </w:rPr>
-        <w:t xml:space="preserve">print</w:t>
-      </w:r>
-      <w:r>
-        <w:rPr>
-          <w:rStyle w:val="NormalTok"/>
-        </w:rPr>
-        <w:t xml:space="preserve">(train_eval</w:t>
+        <w:t xml:space="preserve">], test_prediction)</w:t>
+      </w:r>
+      <w:r>
+        <w:br/>
+      </w:r>
+      <w:r>
+        <w:rPr>
+          <w:rStyle w:val="NormalTok"/>
+        </w:rPr>
+        <w:t xml:space="preserve">test_eval</w:t>
       </w:r>
       <w:r>
         <w:rPr>
@@ -1120,7 +1126,7 @@
         <w:rPr>
           <w:rStyle w:val="NormalTok"/>
         </w:rPr>
-        <w:t xml:space="preserve">metrics)</w:t>
+        <w:t xml:space="preserve">metrics</w:t>
       </w:r>
     </w:p>
     <w:p>
@@ -1140,7 +1146,7 @@
         <w:rPr>
           <w:rStyle w:val="VerbatimChar"/>
         </w:rPr>
-        <w:t xml:space="preserve">## 1 0.9833333 41 79  0  0         1      1           1           1  1</w:t>
+        <w:t xml:space="preserve">## 1 0.9666667  9 21  0  0         1      1           1           1  1</w:t>
       </w:r>
     </w:p>
     <w:p>
@@ -1148,169 +1154,7 @@
         <w:pStyle w:val="FirstParagraph"/>
       </w:pPr>
       <w:r>
-        <w:t xml:space="preserve">Test evaluation</w:t>
-      </w:r>
-    </w:p>
-    <w:p>
-      <w:pPr>
-        <w:pStyle w:val="SourceCode"/>
-      </w:pPr>
-      <w:r>
-        <w:rPr>
-          <w:rStyle w:val="CommentTok"/>
-        </w:rPr>
-        <w:t xml:space="preserve"># Model test</w:t>
-      </w:r>
-      <w:r>
-        <w:br/>
-      </w:r>
-      <w:r>
-        <w:rPr>
-          <w:rStyle w:val="NormalTok"/>
-        </w:rPr>
-        <w:t xml:space="preserve">test_prediction </w:t>
-      </w:r>
-      <w:r>
-        <w:rPr>
-          <w:rStyle w:val="OtherTok"/>
-        </w:rPr>
-        <w:t xml:space="preserve">&lt;-</w:t>
-      </w:r>
-      <w:r>
-        <w:rPr>
-          <w:rStyle w:val="NormalTok"/>
-        </w:rPr>
-        <w:t xml:space="preserve"> </w:t>
-      </w:r>
-      <w:r>
-        <w:rPr>
-          <w:rStyle w:val="FunctionTok"/>
-        </w:rPr>
-        <w:t xml:space="preserve">predict</w:t>
-      </w:r>
-      <w:r>
-        <w:rPr>
-          <w:rStyle w:val="NormalTok"/>
-        </w:rPr>
-        <w:t xml:space="preserve">(model, iris_test)</w:t>
-      </w:r>
-      <w:r>
-        <w:br/>
-      </w:r>
-      <w:r>
-        <w:br/>
-      </w:r>
-      <w:r>
-        <w:rPr>
-          <w:rStyle w:val="CommentTok"/>
-        </w:rPr>
-        <w:t xml:space="preserve"># Test evaluation</w:t>
-      </w:r>
-      <w:r>
-        <w:br/>
-      </w:r>
-      <w:r>
-        <w:rPr>
-          <w:rStyle w:val="NormalTok"/>
-        </w:rPr>
-        <w:t xml:space="preserve"> test_eval </w:t>
-      </w:r>
-      <w:r>
-        <w:rPr>
-          <w:rStyle w:val="OtherTok"/>
-        </w:rPr>
-        <w:t xml:space="preserve">&lt;-</w:t>
-      </w:r>
-      <w:r>
-        <w:rPr>
-          <w:rStyle w:val="NormalTok"/>
-        </w:rPr>
-        <w:t xml:space="preserve"> </w:t>
-      </w:r>
-      <w:r>
-        <w:rPr>
-          <w:rStyle w:val="FunctionTok"/>
-        </w:rPr>
-        <w:t xml:space="preserve">evaluate</w:t>
-      </w:r>
-      <w:r>
-        <w:rPr>
-          <w:rStyle w:val="NormalTok"/>
-        </w:rPr>
-        <w:t xml:space="preserve">(model, iris_test[,</w:t>
-      </w:r>
-      <w:r>
-        <w:rPr>
-          <w:rStyle w:val="StringTok"/>
-        </w:rPr>
-        <w:t xml:space="preserve">"Species"</w:t>
-      </w:r>
-      <w:r>
-        <w:rPr>
-          <w:rStyle w:val="NormalTok"/>
-        </w:rPr>
-        <w:t xml:space="preserve">], test_prediction)</w:t>
-      </w:r>
-      <w:r>
-        <w:br/>
-      </w:r>
-      <w:r>
-        <w:rPr>
-          <w:rStyle w:val="FunctionTok"/>
-        </w:rPr>
-        <w:t xml:space="preserve">print</w:t>
-      </w:r>
-      <w:r>
-        <w:rPr>
-          <w:rStyle w:val="NormalTok"/>
-        </w:rPr>
-        <w:t xml:space="preserve">(test_eval</w:t>
-      </w:r>
-      <w:r>
-        <w:rPr>
-          <w:rStyle w:val="SpecialCharTok"/>
-        </w:rPr>
-        <w:t xml:space="preserve">$</w:t>
-      </w:r>
-      <w:r>
-        <w:rPr>
-          <w:rStyle w:val="NormalTok"/>
-        </w:rPr>
-        <w:t xml:space="preserve">metrics)</w:t>
-      </w:r>
-    </w:p>
-    <w:p>
-      <w:pPr>
-        <w:pStyle w:val="SourceCode"/>
-      </w:pPr>
-      <w:r>
-        <w:rPr>
-          <w:rStyle w:val="VerbatimChar"/>
-        </w:rPr>
-        <w:t xml:space="preserve">##    accuracy TP TN FP FN precision recall sensitivity specificity f1</w:t>
-      </w:r>
-      <w:r>
-        <w:br/>
-      </w:r>
-      <w:r>
-        <w:rPr>
-          <w:rStyle w:val="VerbatimChar"/>
-        </w:rPr>
-        <w:t xml:space="preserve">## 1 0.9666667  9 21  0  0         1      1           1           1  1</w:t>
-      </w:r>
-    </w:p>
-    <w:p>
-      <w:pPr>
-        <w:pStyle w:val="FirstParagraph"/>
-      </w:pPr>
-      <w:r>
         <w:t xml:space="preserve">References</w:t>
-      </w:r>
-      <w:r>
-        <w:t xml:space="preserve"> </w:t>
-      </w:r>
-      <w:r>
-        <w:t xml:space="preserve">- Rumelhart, D., Hinton, G., Williams, R. (1986). Learning representations by back-propagating errors.</w:t>
       </w:r>
       <w:r>
         <w:t xml:space="preserve"> </w:t>
